--- a/uk-cca-app-api/src/main/resources/templates/ca/england/AA_L001_Underlying_Agreement_Application_Refusal.docx
+++ b/uk-cca-app-api/src/main/resources/templates/ca/england/AA_L001_Underlying_Agreement_Application_Refusal.docx
@@ -397,7 +397,10 @@
       <w:pPr>
         <w:spacing w:before="120"/>
         <w:rPr>
-          <w:sz w:val="20"/>
+          <w:rFonts w:cs="Arial"/>
+          <w:bCs/>
+          <w:sz w:val="20"/>
+          <w:lang w:val="el-GR"/>
         </w:rPr>
       </w:pPr>
       <w:r>
@@ -447,6 +450,32 @@
         </w:rPr>
         <w:fldChar w:fldCharType="end"/>
       </w:r>
+      <w:r>
+        <w:rPr>
+          <w:rFonts w:cs="Arial"/>
+          <w:bCs/>
+          <w:sz w:val="20"/>
+        </w:rPr>
+        <w:t>,</w:t>
+      </w:r>
+      <w:r>
+        <w:rPr>
+          <w:rFonts w:cs="Arial"/>
+          <w:bCs/>
+          <w:sz w:val="20"/>
+          <w:lang w:val="el-GR"/>
+        </w:rPr>
+        <w:t xml:space="preserve"> </w:t>
+      </w:r>
+    </w:p>
+    <w:p>
+      <w:pPr>
+        <w:spacing w:before="120"/>
+        <w:rPr>
+          <w:sz w:val="20"/>
+          <w:lang w:val="el-GR"/>
+        </w:rPr>
+      </w:pPr>
     </w:p>
     <w:p>
       <w:pPr>
@@ -982,7 +1011,7 @@
           <w:sz w:val="20"/>
         </w:rPr>
         <w:drawing>
-          <wp:inline distT="0" distB="0" distL="0" distR="0" wp14:anchorId="2A985ECB" wp14:editId="144543D6">
+          <wp:inline distT="0" distB="0" distL="0" distR="0" wp14:anchorId="2A985ECB" wp14:editId="0C9BB999">
             <wp:extent cx="1885950" cy="895350"/>
             <wp:effectExtent l="0" t="0" r="0" b="0"/>
             <wp:docPr id="1" name="Picture 1"/>

--- a/uk-cca-app-api/src/main/resources/templates/ca/england/AA_L001_Underlying_Agreement_Application_Refusal.docx
+++ b/uk-cca-app-api/src/main/resources/templates/ca/england/AA_L001_Underlying_Agreement_Application_Refusal.docx
@@ -1,6 +1,6 @@
 
 <file path=word/document.xml><?xml version="1.0" encoding="utf-8"?>
-<w:document xmlns:wpc="http://schemas.microsoft.com/office/word/2010/wordprocessingCanvas" xmlns:cx="http://schemas.microsoft.com/office/drawing/2014/chartex" xmlns:cx1="http://schemas.microsoft.com/office/drawing/2015/9/8/chartex" xmlns:cx2="http://schemas.microsoft.com/office/drawing/2015/10/21/chartex" xmlns:cx3="http://schemas.microsoft.com/office/drawing/2016/5/9/chartex" xmlns:cx4="http://schemas.microsoft.com/office/drawing/2016/5/10/chartex" xmlns:cx5="http://schemas.microsoft.com/office/drawing/2016/5/11/chartex" xmlns:cx6="http://schemas.microsoft.com/office/drawing/2016/5/12/chartex" xmlns:cx7="http://schemas.microsoft.com/office/drawing/2016/5/13/chartex" xmlns:cx8="http://schemas.microsoft.com/office/drawing/2016/5/14/chartex" xmlns:mc="http://schemas.openxmlformats.org/markup-compatibility/2006" xmlns:aink="http://schemas.microsoft.com/office/drawing/2016/ink" xmlns:am3d="http://schemas.microsoft.com/office/drawing/2017/model3d" xmlns:o="urn:schemas-microsoft-com:office:office" xmlns:oel="http://schemas.microsoft.com/office/2019/extlst" xmlns:r="http://schemas.openxmlformats.org/officeDocument/2006/relationships" xmlns:m="http://schemas.openxmlformats.org/officeDocument/2006/math" xmlns:v="urn:schemas-microsoft-com:vml" xmlns:wp14="http://schemas.microsoft.com/office/word/2010/wordprocessingDrawing" xmlns:wp="http://schemas.openxmlformats.org/drawingml/2006/wordprocessingDrawing" xmlns:w10="urn:schemas-microsoft-com:office:word" xmlns:w="http://schemas.openxmlformats.org/wordprocessingml/2006/main" xmlns:w14="http://schemas.microsoft.com/office/word/2010/wordml" xmlns:w15="http://schemas.microsoft.com/office/word/2012/wordml" xmlns:w16cex="http://schemas.microsoft.com/office/word/2018/wordml/cex" xmlns:w16cid="http://schemas.microsoft.com/office/word/2016/wordml/cid" xmlns:w16="http://schemas.microsoft.com/office/word/2018/wordml" xmlns:w16sdtdh="http://schemas.microsoft.com/office/word/2020/wordml/sdtdatahash" xmlns:w16se="http://schemas.microsoft.com/office/word/2015/wordml/symex" xmlns:wpg="http://schemas.microsoft.com/office/word/2010/wordprocessingGroup" xmlns:wpi="http://schemas.microsoft.com/office/word/2010/wordprocessingInk" xmlns:wne="http://schemas.microsoft.com/office/word/2006/wordml" xmlns:wps="http://schemas.microsoft.com/office/word/2010/wordprocessingShape" mc:Ignorable="w14 w15 w16se w16cid w16 w16cex w16sdtdh wp14">
+<w:document xmlns:wpc="http://schemas.microsoft.com/office/word/2010/wordprocessingCanvas" xmlns:cx="http://schemas.microsoft.com/office/drawing/2014/chartex" xmlns:cx1="http://schemas.microsoft.com/office/drawing/2015/9/8/chartex" xmlns:cx2="http://schemas.microsoft.com/office/drawing/2015/10/21/chartex" xmlns:cx3="http://schemas.microsoft.com/office/drawing/2016/5/9/chartex" xmlns:cx4="http://schemas.microsoft.com/office/drawing/2016/5/10/chartex" xmlns:cx5="http://schemas.microsoft.com/office/drawing/2016/5/11/chartex" xmlns:cx6="http://schemas.microsoft.com/office/drawing/2016/5/12/chartex" xmlns:cx7="http://schemas.microsoft.com/office/drawing/2016/5/13/chartex" xmlns:cx8="http://schemas.microsoft.com/office/drawing/2016/5/14/chartex" xmlns:mc="http://schemas.openxmlformats.org/markup-compatibility/2006" xmlns:aink="http://schemas.microsoft.com/office/drawing/2016/ink" xmlns:am3d="http://schemas.microsoft.com/office/drawing/2017/model3d" xmlns:o="urn:schemas-microsoft-com:office:office" xmlns:r="http://schemas.openxmlformats.org/officeDocument/2006/relationships" xmlns:m="http://schemas.openxmlformats.org/officeDocument/2006/math" xmlns:v="urn:schemas-microsoft-com:vml" xmlns:wp14="http://schemas.microsoft.com/office/word/2010/wordprocessingDrawing" xmlns:wp="http://schemas.openxmlformats.org/drawingml/2006/wordprocessingDrawing" xmlns:w10="urn:schemas-microsoft-com:office:word" xmlns:w="http://schemas.openxmlformats.org/wordprocessingml/2006/main" xmlns:w14="http://schemas.microsoft.com/office/word/2010/wordml" xmlns:w15="http://schemas.microsoft.com/office/word/2012/wordml" xmlns:w16cex="http://schemas.microsoft.com/office/word/2018/wordml/cex" xmlns:w16cid="http://schemas.microsoft.com/office/word/2016/wordml/cid" xmlns:w16="http://schemas.microsoft.com/office/word/2018/wordml" xmlns:w16sdtdh="http://schemas.microsoft.com/office/word/2020/wordml/sdtdatahash" xmlns:w16se="http://schemas.microsoft.com/office/word/2015/wordml/symex" xmlns:wpg="http://schemas.microsoft.com/office/word/2010/wordprocessingGroup" xmlns:wpi="http://schemas.microsoft.com/office/word/2010/wordprocessingInk" xmlns:wne="http://schemas.microsoft.com/office/word/2006/wordml" xmlns:wps="http://schemas.microsoft.com/office/word/2010/wordprocessingShape" mc:Ignorable="w14 w15 w16se w16cid w16 w16cex w16sdtdh wp14">
   <w:body>
     <w:p>
       <w:pPr>
@@ -131,7 +131,7 @@
         <w:rPr>
           <w:sz w:val="20"/>
         </w:rPr>
-        <w:instrText xml:space="preserve"> MERGEFIELD  ${account.sectorIdentifier}  \* MERGEFORMAT </w:instrText>
+        <w:instrText xml:space="preserve"> MERGEFIELD  ${params.sectorAcronymAndName}  \* MERGEFORMAT </w:instrText>
       </w:r>
       <w:r>
         <w:rPr>
@@ -144,7 +144,7 @@
           <w:noProof/>
           <w:sz w:val="20"/>
         </w:rPr>
-        <w:t>«${account.sectorIdentifier}»</w:t>
+        <w:t>«${params.sectorAcronymAndName}»</w:t>
       </w:r>
       <w:r>
         <w:rPr>
@@ -270,7 +270,7 @@
           <w:bCs/>
           <w:sz w:val="20"/>
         </w:rPr>
-        <w:instrText xml:space="preserve"> MERGEFIELD  ${account.sectorContactLocation}  \* MERGEFORMAT </w:instrText>
+        <w:instrText xml:space="preserve"> MERGEFIELD  ${params.sectorContactAddress}  \* MERGEFORMAT </w:instrText>
       </w:r>
       <w:r>
         <w:rPr>
@@ -287,7 +287,7 @@
           <w:noProof/>
           <w:sz w:val="20"/>
         </w:rPr>
-        <w:t>«${account.sectorContactLocation}»</w:t>
+        <w:t>«${params.sectorContactAddress}»</w:t>
       </w:r>
       <w:r>
         <w:rPr>
@@ -316,7 +316,7 @@
           <w:noProof/>
           <w:sz w:val="20"/>
         </w:rPr>
-        <w:instrText xml:space="preserve"> MERGEFIELD  ${account.sectorContactEmail}  \* MERGEFORMAT </w:instrText>
+        <w:instrText xml:space="preserve"> MERGEFIELD  ${params.sectorContactEmail}  \* MERGEFORMAT </w:instrText>
       </w:r>
       <w:r>
         <w:rPr>
@@ -330,7 +330,7 @@
           <w:noProof/>
           <w:sz w:val="20"/>
         </w:rPr>
-        <w:t>«${account.sectorContactEmail}»</w:t>
+        <w:t>«${params.sectorContactEmail}»</w:t>
       </w:r>
       <w:r>
         <w:rPr>
@@ -400,7 +400,7 @@
           <w:rFonts w:cs="Arial"/>
           <w:bCs/>
           <w:sz w:val="20"/>
-          <w:lang w:val="el-GR"/>
+          <w:lang w:val="en-US"/>
         </w:rPr>
       </w:pPr>
       <w:r>
@@ -423,7 +423,7 @@
           <w:bCs/>
           <w:sz w:val="20"/>
         </w:rPr>
-        <w:instrText xml:space="preserve"> MERGEFIELD  ${account.sectorContactFullName}  \* MERGEFORMAT </w:instrText>
+        <w:instrText xml:space="preserve"> MERGEFIELD  ${params.sectorContactFullName}  \* MERGEFORMAT </w:instrText>
       </w:r>
       <w:r>
         <w:rPr>
@@ -440,7 +440,7 @@
           <w:noProof/>
           <w:sz w:val="20"/>
         </w:rPr>
-        <w:t>«${account.sectorContactFullName}»</w:t>
+        <w:t>«${params.sectorContactFullName}»</w:t>
       </w:r>
       <w:r>
         <w:rPr>
@@ -463,7 +463,7 @@
           <w:rFonts w:cs="Arial"/>
           <w:bCs/>
           <w:sz w:val="20"/>
-          <w:lang w:val="el-GR"/>
+          <w:lang w:val="en-US"/>
         </w:rPr>
         <w:t xml:space="preserve"> </w:t>
       </w:r>
@@ -473,7 +473,7 @@
         <w:spacing w:before="120"/>
         <w:rPr>
           <w:sz w:val="20"/>
-          <w:lang w:val="el-GR"/>
+          <w:lang w:val="en-US"/>
         </w:rPr>
       </w:pPr>
     </w:p>
@@ -499,7 +499,7 @@
         <w:rPr>
           <w:sz w:val="20"/>
         </w:rPr>
-        <w:instrText xml:space="preserve"> MERGEFIELD  ${account.sectorIdentifier}  \* MERGEFORMAT </w:instrText>
+        <w:instrText xml:space="preserve"> MERGEFIELD  ${params.sectorAcronymAndName}  \* MERGEFORMAT </w:instrText>
       </w:r>
       <w:r>
         <w:rPr>
@@ -512,7 +512,7 @@
           <w:noProof/>
           <w:sz w:val="20"/>
         </w:rPr>
-        <w:t>«${account.sectorIdentifier}»</w:t>
+        <w:t>«${params.sectorAcronymAndName}»</w:t>
       </w:r>
       <w:r>
         <w:rPr>
@@ -1247,7 +1247,7 @@
 </file>
 
 <file path=word/endnotes.xml><?xml version="1.0" encoding="utf-8"?>
-<w:endnotes xmlns:wpc="http://schemas.microsoft.com/office/word/2010/wordprocessingCanvas" xmlns:cx="http://schemas.microsoft.com/office/drawing/2014/chartex" xmlns:cx1="http://schemas.microsoft.com/office/drawing/2015/9/8/chartex" xmlns:cx2="http://schemas.microsoft.com/office/drawing/2015/10/21/chartex" xmlns:cx3="http://schemas.microsoft.com/office/drawing/2016/5/9/chartex" xmlns:cx4="http://schemas.microsoft.com/office/drawing/2016/5/10/chartex" xmlns:cx5="http://schemas.microsoft.com/office/drawing/2016/5/11/chartex" xmlns:cx6="http://schemas.microsoft.com/office/drawing/2016/5/12/chartex" xmlns:cx7="http://schemas.microsoft.com/office/drawing/2016/5/13/chartex" xmlns:cx8="http://schemas.microsoft.com/office/drawing/2016/5/14/chartex" xmlns:mc="http://schemas.openxmlformats.org/markup-compatibility/2006" xmlns:aink="http://schemas.microsoft.com/office/drawing/2016/ink" xmlns:am3d="http://schemas.microsoft.com/office/drawing/2017/model3d" xmlns:o="urn:schemas-microsoft-com:office:office" xmlns:oel="http://schemas.microsoft.com/office/2019/extlst" xmlns:r="http://schemas.openxmlformats.org/officeDocument/2006/relationships" xmlns:m="http://schemas.openxmlformats.org/officeDocument/2006/math" xmlns:v="urn:schemas-microsoft-com:vml" xmlns:wp14="http://schemas.microsoft.com/office/word/2010/wordprocessingDrawing" xmlns:wp="http://schemas.openxmlformats.org/drawingml/2006/wordprocessingDrawing" xmlns:w10="urn:schemas-microsoft-com:office:word" xmlns:w="http://schemas.openxmlformats.org/wordprocessingml/2006/main" xmlns:w14="http://schemas.microsoft.com/office/word/2010/wordml" xmlns:w15="http://schemas.microsoft.com/office/word/2012/wordml" xmlns:w16cex="http://schemas.microsoft.com/office/word/2018/wordml/cex" xmlns:w16cid="http://schemas.microsoft.com/office/word/2016/wordml/cid" xmlns:w16="http://schemas.microsoft.com/office/word/2018/wordml" xmlns:w16sdtdh="http://schemas.microsoft.com/office/word/2020/wordml/sdtdatahash" xmlns:w16se="http://schemas.microsoft.com/office/word/2015/wordml/symex" xmlns:wpg="http://schemas.microsoft.com/office/word/2010/wordprocessingGroup" xmlns:wpi="http://schemas.microsoft.com/office/word/2010/wordprocessingInk" xmlns:wne="http://schemas.microsoft.com/office/word/2006/wordml" xmlns:wps="http://schemas.microsoft.com/office/word/2010/wordprocessingShape" mc:Ignorable="w14 w15 w16se w16cid w16 w16cex w16sdtdh wp14">
+<w:endnotes xmlns:wpc="http://schemas.microsoft.com/office/word/2010/wordprocessingCanvas" xmlns:cx="http://schemas.microsoft.com/office/drawing/2014/chartex" xmlns:cx1="http://schemas.microsoft.com/office/drawing/2015/9/8/chartex" xmlns:cx2="http://schemas.microsoft.com/office/drawing/2015/10/21/chartex" xmlns:cx3="http://schemas.microsoft.com/office/drawing/2016/5/9/chartex" xmlns:cx4="http://schemas.microsoft.com/office/drawing/2016/5/10/chartex" xmlns:cx5="http://schemas.microsoft.com/office/drawing/2016/5/11/chartex" xmlns:cx6="http://schemas.microsoft.com/office/drawing/2016/5/12/chartex" xmlns:cx7="http://schemas.microsoft.com/office/drawing/2016/5/13/chartex" xmlns:cx8="http://schemas.microsoft.com/office/drawing/2016/5/14/chartex" xmlns:mc="http://schemas.openxmlformats.org/markup-compatibility/2006" xmlns:aink="http://schemas.microsoft.com/office/drawing/2016/ink" xmlns:am3d="http://schemas.microsoft.com/office/drawing/2017/model3d" xmlns:o="urn:schemas-microsoft-com:office:office" xmlns:r="http://schemas.openxmlformats.org/officeDocument/2006/relationships" xmlns:m="http://schemas.openxmlformats.org/officeDocument/2006/math" xmlns:v="urn:schemas-microsoft-com:vml" xmlns:wp14="http://schemas.microsoft.com/office/word/2010/wordprocessingDrawing" xmlns:wp="http://schemas.openxmlformats.org/drawingml/2006/wordprocessingDrawing" xmlns:w10="urn:schemas-microsoft-com:office:word" xmlns:w="http://schemas.openxmlformats.org/wordprocessingml/2006/main" xmlns:w14="http://schemas.microsoft.com/office/word/2010/wordml" xmlns:w15="http://schemas.microsoft.com/office/word/2012/wordml" xmlns:w16cex="http://schemas.microsoft.com/office/word/2018/wordml/cex" xmlns:w16cid="http://schemas.microsoft.com/office/word/2016/wordml/cid" xmlns:w16="http://schemas.microsoft.com/office/word/2018/wordml" xmlns:w16sdtdh="http://schemas.microsoft.com/office/word/2020/wordml/sdtdatahash" xmlns:w16se="http://schemas.microsoft.com/office/word/2015/wordml/symex" xmlns:wpg="http://schemas.microsoft.com/office/word/2010/wordprocessingGroup" xmlns:wpi="http://schemas.microsoft.com/office/word/2010/wordprocessingInk" xmlns:wne="http://schemas.microsoft.com/office/word/2006/wordml" xmlns:wps="http://schemas.microsoft.com/office/word/2010/wordprocessingShape" mc:Ignorable="w14 w15 w16se w16cid w16 w16cex w16sdtdh wp14">
   <w:endnote w:type="separator" w:id="-1">
     <w:p>
       <w:r>
@@ -1266,7 +1266,7 @@
 </file>
 
 <file path=word/footer1.xml><?xml version="1.0" encoding="utf-8"?>
-<w:ftr xmlns:wpc="http://schemas.microsoft.com/office/word/2010/wordprocessingCanvas" xmlns:cx="http://schemas.microsoft.com/office/drawing/2014/chartex" xmlns:cx1="http://schemas.microsoft.com/office/drawing/2015/9/8/chartex" xmlns:cx2="http://schemas.microsoft.com/office/drawing/2015/10/21/chartex" xmlns:cx3="http://schemas.microsoft.com/office/drawing/2016/5/9/chartex" xmlns:cx4="http://schemas.microsoft.com/office/drawing/2016/5/10/chartex" xmlns:cx5="http://schemas.microsoft.com/office/drawing/2016/5/11/chartex" xmlns:cx6="http://schemas.microsoft.com/office/drawing/2016/5/12/chartex" xmlns:cx7="http://schemas.microsoft.com/office/drawing/2016/5/13/chartex" xmlns:cx8="http://schemas.microsoft.com/office/drawing/2016/5/14/chartex" xmlns:mc="http://schemas.openxmlformats.org/markup-compatibility/2006" xmlns:aink="http://schemas.microsoft.com/office/drawing/2016/ink" xmlns:am3d="http://schemas.microsoft.com/office/drawing/2017/model3d" xmlns:o="urn:schemas-microsoft-com:office:office" xmlns:oel="http://schemas.microsoft.com/office/2019/extlst" xmlns:r="http://schemas.openxmlformats.org/officeDocument/2006/relationships" xmlns:m="http://schemas.openxmlformats.org/officeDocument/2006/math" xmlns:v="urn:schemas-microsoft-com:vml" xmlns:wp14="http://schemas.microsoft.com/office/word/2010/wordprocessingDrawing" xmlns:wp="http://schemas.openxmlformats.org/drawingml/2006/wordprocessingDrawing" xmlns:w10="urn:schemas-microsoft-com:office:word" xmlns:w="http://schemas.openxmlformats.org/wordprocessingml/2006/main" xmlns:w14="http://schemas.microsoft.com/office/word/2010/wordml" xmlns:w15="http://schemas.microsoft.com/office/word/2012/wordml" xmlns:w16cex="http://schemas.microsoft.com/office/word/2018/wordml/cex" xmlns:w16cid="http://schemas.microsoft.com/office/word/2016/wordml/cid" xmlns:w16="http://schemas.microsoft.com/office/word/2018/wordml" xmlns:w16sdtdh="http://schemas.microsoft.com/office/word/2020/wordml/sdtdatahash" xmlns:w16se="http://schemas.microsoft.com/office/word/2015/wordml/symex" xmlns:wpg="http://schemas.microsoft.com/office/word/2010/wordprocessingGroup" xmlns:wpi="http://schemas.microsoft.com/office/word/2010/wordprocessingInk" xmlns:wne="http://schemas.microsoft.com/office/word/2006/wordml" xmlns:wps="http://schemas.microsoft.com/office/word/2010/wordprocessingShape" mc:Ignorable="w14 w15 w16se w16cid w16 w16cex w16sdtdh wp14">
+<w:ftr xmlns:wpc="http://schemas.microsoft.com/office/word/2010/wordprocessingCanvas" xmlns:cx="http://schemas.microsoft.com/office/drawing/2014/chartex" xmlns:cx1="http://schemas.microsoft.com/office/drawing/2015/9/8/chartex" xmlns:cx2="http://schemas.microsoft.com/office/drawing/2015/10/21/chartex" xmlns:cx3="http://schemas.microsoft.com/office/drawing/2016/5/9/chartex" xmlns:cx4="http://schemas.microsoft.com/office/drawing/2016/5/10/chartex" xmlns:cx5="http://schemas.microsoft.com/office/drawing/2016/5/11/chartex" xmlns:cx6="http://schemas.microsoft.com/office/drawing/2016/5/12/chartex" xmlns:cx7="http://schemas.microsoft.com/office/drawing/2016/5/13/chartex" xmlns:cx8="http://schemas.microsoft.com/office/drawing/2016/5/14/chartex" xmlns:mc="http://schemas.openxmlformats.org/markup-compatibility/2006" xmlns:aink="http://schemas.microsoft.com/office/drawing/2016/ink" xmlns:am3d="http://schemas.microsoft.com/office/drawing/2017/model3d" xmlns:o="urn:schemas-microsoft-com:office:office" xmlns:r="http://schemas.openxmlformats.org/officeDocument/2006/relationships" xmlns:m="http://schemas.openxmlformats.org/officeDocument/2006/math" xmlns:v="urn:schemas-microsoft-com:vml" xmlns:wp14="http://schemas.microsoft.com/office/word/2010/wordprocessingDrawing" xmlns:wp="http://schemas.openxmlformats.org/drawingml/2006/wordprocessingDrawing" xmlns:w10="urn:schemas-microsoft-com:office:word" xmlns:w="http://schemas.openxmlformats.org/wordprocessingml/2006/main" xmlns:w14="http://schemas.microsoft.com/office/word/2010/wordml" xmlns:w15="http://schemas.microsoft.com/office/word/2012/wordml" xmlns:w16cex="http://schemas.microsoft.com/office/word/2018/wordml/cex" xmlns:w16cid="http://schemas.microsoft.com/office/word/2016/wordml/cid" xmlns:w16="http://schemas.microsoft.com/office/word/2018/wordml" xmlns:w16sdtdh="http://schemas.microsoft.com/office/word/2020/wordml/sdtdatahash" xmlns:w16se="http://schemas.microsoft.com/office/word/2015/wordml/symex" xmlns:wpg="http://schemas.microsoft.com/office/word/2010/wordprocessingGroup" xmlns:wpi="http://schemas.microsoft.com/office/word/2010/wordprocessingInk" xmlns:wne="http://schemas.microsoft.com/office/word/2006/wordml" xmlns:wps="http://schemas.microsoft.com/office/word/2010/wordprocessingShape" mc:Ignorable="w14 w15 w16se w16cid w16 w16cex w16sdtdh wp14">
   <w:p>
     <w:pPr>
       <w:pStyle w:val="Footer"/>
@@ -1346,7 +1346,7 @@
 </file>
 
 <file path=word/footer2.xml><?xml version="1.0" encoding="utf-8"?>
-<w:ftr xmlns:wpc="http://schemas.microsoft.com/office/word/2010/wordprocessingCanvas" xmlns:cx="http://schemas.microsoft.com/office/drawing/2014/chartex" xmlns:cx1="http://schemas.microsoft.com/office/drawing/2015/9/8/chartex" xmlns:cx2="http://schemas.microsoft.com/office/drawing/2015/10/21/chartex" xmlns:cx3="http://schemas.microsoft.com/office/drawing/2016/5/9/chartex" xmlns:cx4="http://schemas.microsoft.com/office/drawing/2016/5/10/chartex" xmlns:cx5="http://schemas.microsoft.com/office/drawing/2016/5/11/chartex" xmlns:cx6="http://schemas.microsoft.com/office/drawing/2016/5/12/chartex" xmlns:cx7="http://schemas.microsoft.com/office/drawing/2016/5/13/chartex" xmlns:cx8="http://schemas.microsoft.com/office/drawing/2016/5/14/chartex" xmlns:mc="http://schemas.openxmlformats.org/markup-compatibility/2006" xmlns:aink="http://schemas.microsoft.com/office/drawing/2016/ink" xmlns:am3d="http://schemas.microsoft.com/office/drawing/2017/model3d" xmlns:o="urn:schemas-microsoft-com:office:office" xmlns:oel="http://schemas.microsoft.com/office/2019/extlst" xmlns:r="http://schemas.openxmlformats.org/officeDocument/2006/relationships" xmlns:m="http://schemas.openxmlformats.org/officeDocument/2006/math" xmlns:v="urn:schemas-microsoft-com:vml" xmlns:wp14="http://schemas.microsoft.com/office/word/2010/wordprocessingDrawing" xmlns:wp="http://schemas.openxmlformats.org/drawingml/2006/wordprocessingDrawing" xmlns:w10="urn:schemas-microsoft-com:office:word" xmlns:w="http://schemas.openxmlformats.org/wordprocessingml/2006/main" xmlns:w14="http://schemas.microsoft.com/office/word/2010/wordml" xmlns:w15="http://schemas.microsoft.com/office/word/2012/wordml" xmlns:w16cex="http://schemas.microsoft.com/office/word/2018/wordml/cex" xmlns:w16cid="http://schemas.microsoft.com/office/word/2016/wordml/cid" xmlns:w16="http://schemas.microsoft.com/office/word/2018/wordml" xmlns:w16sdtdh="http://schemas.microsoft.com/office/word/2020/wordml/sdtdatahash" xmlns:w16se="http://schemas.microsoft.com/office/word/2015/wordml/symex" xmlns:wpg="http://schemas.microsoft.com/office/word/2010/wordprocessingGroup" xmlns:wpi="http://schemas.microsoft.com/office/word/2010/wordprocessingInk" xmlns:wne="http://schemas.microsoft.com/office/word/2006/wordml" xmlns:wps="http://schemas.microsoft.com/office/word/2010/wordprocessingShape" mc:Ignorable="w14 w15 w16se w16cid w16 w16cex w16sdtdh wp14">
+<w:ftr xmlns:wpc="http://schemas.microsoft.com/office/word/2010/wordprocessingCanvas" xmlns:cx="http://schemas.microsoft.com/office/drawing/2014/chartex" xmlns:cx1="http://schemas.microsoft.com/office/drawing/2015/9/8/chartex" xmlns:cx2="http://schemas.microsoft.com/office/drawing/2015/10/21/chartex" xmlns:cx3="http://schemas.microsoft.com/office/drawing/2016/5/9/chartex" xmlns:cx4="http://schemas.microsoft.com/office/drawing/2016/5/10/chartex" xmlns:cx5="http://schemas.microsoft.com/office/drawing/2016/5/11/chartex" xmlns:cx6="http://schemas.microsoft.com/office/drawing/2016/5/12/chartex" xmlns:cx7="http://schemas.microsoft.com/office/drawing/2016/5/13/chartex" xmlns:cx8="http://schemas.microsoft.com/office/drawing/2016/5/14/chartex" xmlns:mc="http://schemas.openxmlformats.org/markup-compatibility/2006" xmlns:aink="http://schemas.microsoft.com/office/drawing/2016/ink" xmlns:am3d="http://schemas.microsoft.com/office/drawing/2017/model3d" xmlns:o="urn:schemas-microsoft-com:office:office" xmlns:r="http://schemas.openxmlformats.org/officeDocument/2006/relationships" xmlns:m="http://schemas.openxmlformats.org/officeDocument/2006/math" xmlns:v="urn:schemas-microsoft-com:vml" xmlns:wp14="http://schemas.microsoft.com/office/word/2010/wordprocessingDrawing" xmlns:wp="http://schemas.openxmlformats.org/drawingml/2006/wordprocessingDrawing" xmlns:w10="urn:schemas-microsoft-com:office:word" xmlns:w="http://schemas.openxmlformats.org/wordprocessingml/2006/main" xmlns:w14="http://schemas.microsoft.com/office/word/2010/wordml" xmlns:w15="http://schemas.microsoft.com/office/word/2012/wordml" xmlns:w16cex="http://schemas.microsoft.com/office/word/2018/wordml/cex" xmlns:w16cid="http://schemas.microsoft.com/office/word/2016/wordml/cid" xmlns:w16="http://schemas.microsoft.com/office/word/2018/wordml" xmlns:w16sdtdh="http://schemas.microsoft.com/office/word/2020/wordml/sdtdatahash" xmlns:w16se="http://schemas.microsoft.com/office/word/2015/wordml/symex" xmlns:wpg="http://schemas.microsoft.com/office/word/2010/wordprocessingGroup" xmlns:wpi="http://schemas.microsoft.com/office/word/2010/wordprocessingInk" xmlns:wne="http://schemas.microsoft.com/office/word/2006/wordml" xmlns:wps="http://schemas.microsoft.com/office/word/2010/wordprocessingShape" mc:Ignorable="w14 w15 w16se w16cid w16 w16cex w16sdtdh wp14">
   <w:tbl>
     <w:tblPr>
       <w:tblW w:w="9286" w:type="dxa"/>
@@ -1541,7 +1541,7 @@
 </file>
 
 <file path=word/footer3.xml><?xml version="1.0" encoding="utf-8"?>
-<w:ftr xmlns:wpc="http://schemas.microsoft.com/office/word/2010/wordprocessingCanvas" xmlns:cx="http://schemas.microsoft.com/office/drawing/2014/chartex" xmlns:cx1="http://schemas.microsoft.com/office/drawing/2015/9/8/chartex" xmlns:cx2="http://schemas.microsoft.com/office/drawing/2015/10/21/chartex" xmlns:cx3="http://schemas.microsoft.com/office/drawing/2016/5/9/chartex" xmlns:cx4="http://schemas.microsoft.com/office/drawing/2016/5/10/chartex" xmlns:cx5="http://schemas.microsoft.com/office/drawing/2016/5/11/chartex" xmlns:cx6="http://schemas.microsoft.com/office/drawing/2016/5/12/chartex" xmlns:cx7="http://schemas.microsoft.com/office/drawing/2016/5/13/chartex" xmlns:cx8="http://schemas.microsoft.com/office/drawing/2016/5/14/chartex" xmlns:mc="http://schemas.openxmlformats.org/markup-compatibility/2006" xmlns:aink="http://schemas.microsoft.com/office/drawing/2016/ink" xmlns:am3d="http://schemas.microsoft.com/office/drawing/2017/model3d" xmlns:o="urn:schemas-microsoft-com:office:office" xmlns:oel="http://schemas.microsoft.com/office/2019/extlst" xmlns:r="http://schemas.openxmlformats.org/officeDocument/2006/relationships" xmlns:m="http://schemas.openxmlformats.org/officeDocument/2006/math" xmlns:v="urn:schemas-microsoft-com:vml" xmlns:wp14="http://schemas.microsoft.com/office/word/2010/wordprocessingDrawing" xmlns:wp="http://schemas.openxmlformats.org/drawingml/2006/wordprocessingDrawing" xmlns:w10="urn:schemas-microsoft-com:office:word" xmlns:w="http://schemas.openxmlformats.org/wordprocessingml/2006/main" xmlns:w14="http://schemas.microsoft.com/office/word/2010/wordml" xmlns:w15="http://schemas.microsoft.com/office/word/2012/wordml" xmlns:w16cex="http://schemas.microsoft.com/office/word/2018/wordml/cex" xmlns:w16cid="http://schemas.microsoft.com/office/word/2016/wordml/cid" xmlns:w16="http://schemas.microsoft.com/office/word/2018/wordml" xmlns:w16sdtdh="http://schemas.microsoft.com/office/word/2020/wordml/sdtdatahash" xmlns:w16se="http://schemas.microsoft.com/office/word/2015/wordml/symex" xmlns:wpg="http://schemas.microsoft.com/office/word/2010/wordprocessingGroup" xmlns:wpi="http://schemas.microsoft.com/office/word/2010/wordprocessingInk" xmlns:wne="http://schemas.microsoft.com/office/word/2006/wordml" xmlns:wps="http://schemas.microsoft.com/office/word/2010/wordprocessingShape" mc:Ignorable="w14 w15 w16se w16cid w16 w16cex w16sdtdh wp14">
+<w:ftr xmlns:wpc="http://schemas.microsoft.com/office/word/2010/wordprocessingCanvas" xmlns:cx="http://schemas.microsoft.com/office/drawing/2014/chartex" xmlns:cx1="http://schemas.microsoft.com/office/drawing/2015/9/8/chartex" xmlns:cx2="http://schemas.microsoft.com/office/drawing/2015/10/21/chartex" xmlns:cx3="http://schemas.microsoft.com/office/drawing/2016/5/9/chartex" xmlns:cx4="http://schemas.microsoft.com/office/drawing/2016/5/10/chartex" xmlns:cx5="http://schemas.microsoft.com/office/drawing/2016/5/11/chartex" xmlns:cx6="http://schemas.microsoft.com/office/drawing/2016/5/12/chartex" xmlns:cx7="http://schemas.microsoft.com/office/drawing/2016/5/13/chartex" xmlns:cx8="http://schemas.microsoft.com/office/drawing/2016/5/14/chartex" xmlns:mc="http://schemas.openxmlformats.org/markup-compatibility/2006" xmlns:aink="http://schemas.microsoft.com/office/drawing/2016/ink" xmlns:am3d="http://schemas.microsoft.com/office/drawing/2017/model3d" xmlns:o="urn:schemas-microsoft-com:office:office" xmlns:r="http://schemas.openxmlformats.org/officeDocument/2006/relationships" xmlns:m="http://schemas.openxmlformats.org/officeDocument/2006/math" xmlns:v="urn:schemas-microsoft-com:vml" xmlns:wp14="http://schemas.microsoft.com/office/word/2010/wordprocessingDrawing" xmlns:wp="http://schemas.openxmlformats.org/drawingml/2006/wordprocessingDrawing" xmlns:w10="urn:schemas-microsoft-com:office:word" xmlns:w="http://schemas.openxmlformats.org/wordprocessingml/2006/main" xmlns:w14="http://schemas.microsoft.com/office/word/2010/wordml" xmlns:w15="http://schemas.microsoft.com/office/word/2012/wordml" xmlns:w16cex="http://schemas.microsoft.com/office/word/2018/wordml/cex" xmlns:w16cid="http://schemas.microsoft.com/office/word/2016/wordml/cid" xmlns:w16="http://schemas.microsoft.com/office/word/2018/wordml" xmlns:w16sdtdh="http://schemas.microsoft.com/office/word/2020/wordml/sdtdatahash" xmlns:w16se="http://schemas.microsoft.com/office/word/2015/wordml/symex" xmlns:wpg="http://schemas.microsoft.com/office/word/2010/wordprocessingGroup" xmlns:wpi="http://schemas.microsoft.com/office/word/2010/wordprocessingInk" xmlns:wne="http://schemas.microsoft.com/office/word/2006/wordml" xmlns:wps="http://schemas.microsoft.com/office/word/2010/wordprocessingShape" mc:Ignorable="w14 w15 w16se w16cid w16 w16cex w16sdtdh wp14">
   <w:tbl>
     <w:tblPr>
       <w:tblW w:w="9286" w:type="dxa"/>
@@ -1736,7 +1736,7 @@
 </file>
 
 <file path=word/footnotes.xml><?xml version="1.0" encoding="utf-8"?>
-<w:footnotes xmlns:wpc="http://schemas.microsoft.com/office/word/2010/wordprocessingCanvas" xmlns:cx="http://schemas.microsoft.com/office/drawing/2014/chartex" xmlns:cx1="http://schemas.microsoft.com/office/drawing/2015/9/8/chartex" xmlns:cx2="http://schemas.microsoft.com/office/drawing/2015/10/21/chartex" xmlns:cx3="http://schemas.microsoft.com/office/drawing/2016/5/9/chartex" xmlns:cx4="http://schemas.microsoft.com/office/drawing/2016/5/10/chartex" xmlns:cx5="http://schemas.microsoft.com/office/drawing/2016/5/11/chartex" xmlns:cx6="http://schemas.microsoft.com/office/drawing/2016/5/12/chartex" xmlns:cx7="http://schemas.microsoft.com/office/drawing/2016/5/13/chartex" xmlns:cx8="http://schemas.microsoft.com/office/drawing/2016/5/14/chartex" xmlns:mc="http://schemas.openxmlformats.org/markup-compatibility/2006" xmlns:aink="http://schemas.microsoft.com/office/drawing/2016/ink" xmlns:am3d="http://schemas.microsoft.com/office/drawing/2017/model3d" xmlns:o="urn:schemas-microsoft-com:office:office" xmlns:oel="http://schemas.microsoft.com/office/2019/extlst" xmlns:r="http://schemas.openxmlformats.org/officeDocument/2006/relationships" xmlns:m="http://schemas.openxmlformats.org/officeDocument/2006/math" xmlns:v="urn:schemas-microsoft-com:vml" xmlns:wp14="http://schemas.microsoft.com/office/word/2010/wordprocessingDrawing" xmlns:wp="http://schemas.openxmlformats.org/drawingml/2006/wordprocessingDrawing" xmlns:w10="urn:schemas-microsoft-com:office:word" xmlns:w="http://schemas.openxmlformats.org/wordprocessingml/2006/main" xmlns:w14="http://schemas.microsoft.com/office/word/2010/wordml" xmlns:w15="http://schemas.microsoft.com/office/word/2012/wordml" xmlns:w16cex="http://schemas.microsoft.com/office/word/2018/wordml/cex" xmlns:w16cid="http://schemas.microsoft.com/office/word/2016/wordml/cid" xmlns:w16="http://schemas.microsoft.com/office/word/2018/wordml" xmlns:w16sdtdh="http://schemas.microsoft.com/office/word/2020/wordml/sdtdatahash" xmlns:w16se="http://schemas.microsoft.com/office/word/2015/wordml/symex" xmlns:wpg="http://schemas.microsoft.com/office/word/2010/wordprocessingGroup" xmlns:wpi="http://schemas.microsoft.com/office/word/2010/wordprocessingInk" xmlns:wne="http://schemas.microsoft.com/office/word/2006/wordml" xmlns:wps="http://schemas.microsoft.com/office/word/2010/wordprocessingShape" mc:Ignorable="w14 w15 w16se w16cid w16 w16cex w16sdtdh wp14">
+<w:footnotes xmlns:wpc="http://schemas.microsoft.com/office/word/2010/wordprocessingCanvas" xmlns:cx="http://schemas.microsoft.com/office/drawing/2014/chartex" xmlns:cx1="http://schemas.microsoft.com/office/drawing/2015/9/8/chartex" xmlns:cx2="http://schemas.microsoft.com/office/drawing/2015/10/21/chartex" xmlns:cx3="http://schemas.microsoft.com/office/drawing/2016/5/9/chartex" xmlns:cx4="http://schemas.microsoft.com/office/drawing/2016/5/10/chartex" xmlns:cx5="http://schemas.microsoft.com/office/drawing/2016/5/11/chartex" xmlns:cx6="http://schemas.microsoft.com/office/drawing/2016/5/12/chartex" xmlns:cx7="http://schemas.microsoft.com/office/drawing/2016/5/13/chartex" xmlns:cx8="http://schemas.microsoft.com/office/drawing/2016/5/14/chartex" xmlns:mc="http://schemas.openxmlformats.org/markup-compatibility/2006" xmlns:aink="http://schemas.microsoft.com/office/drawing/2016/ink" xmlns:am3d="http://schemas.microsoft.com/office/drawing/2017/model3d" xmlns:o="urn:schemas-microsoft-com:office:office" xmlns:r="http://schemas.openxmlformats.org/officeDocument/2006/relationships" xmlns:m="http://schemas.openxmlformats.org/officeDocument/2006/math" xmlns:v="urn:schemas-microsoft-com:vml" xmlns:wp14="http://schemas.microsoft.com/office/word/2010/wordprocessingDrawing" xmlns:wp="http://schemas.openxmlformats.org/drawingml/2006/wordprocessingDrawing" xmlns:w10="urn:schemas-microsoft-com:office:word" xmlns:w="http://schemas.openxmlformats.org/wordprocessingml/2006/main" xmlns:w14="http://schemas.microsoft.com/office/word/2010/wordml" xmlns:w15="http://schemas.microsoft.com/office/word/2012/wordml" xmlns:w16cex="http://schemas.microsoft.com/office/word/2018/wordml/cex" xmlns:w16cid="http://schemas.microsoft.com/office/word/2016/wordml/cid" xmlns:w16="http://schemas.microsoft.com/office/word/2018/wordml" xmlns:w16sdtdh="http://schemas.microsoft.com/office/word/2020/wordml/sdtdatahash" xmlns:w16se="http://schemas.microsoft.com/office/word/2015/wordml/symex" xmlns:wpg="http://schemas.microsoft.com/office/word/2010/wordprocessingGroup" xmlns:wpi="http://schemas.microsoft.com/office/word/2010/wordprocessingInk" xmlns:wne="http://schemas.microsoft.com/office/word/2006/wordml" xmlns:wps="http://schemas.microsoft.com/office/word/2010/wordprocessingShape" mc:Ignorable="w14 w15 w16se w16cid w16 w16cex w16sdtdh wp14">
   <w:footnote w:type="separator" w:id="-1">
     <w:p>
       <w:r>
@@ -1755,7 +1755,7 @@
 </file>
 
 <file path=word/header1.xml><?xml version="1.0" encoding="utf-8"?>
-<w:hdr xmlns:wpc="http://schemas.microsoft.com/office/word/2010/wordprocessingCanvas" xmlns:cx="http://schemas.microsoft.com/office/drawing/2014/chartex" xmlns:cx1="http://schemas.microsoft.com/office/drawing/2015/9/8/chartex" xmlns:cx2="http://schemas.microsoft.com/office/drawing/2015/10/21/chartex" xmlns:cx3="http://schemas.microsoft.com/office/drawing/2016/5/9/chartex" xmlns:cx4="http://schemas.microsoft.com/office/drawing/2016/5/10/chartex" xmlns:cx5="http://schemas.microsoft.com/office/drawing/2016/5/11/chartex" xmlns:cx6="http://schemas.microsoft.com/office/drawing/2016/5/12/chartex" xmlns:cx7="http://schemas.microsoft.com/office/drawing/2016/5/13/chartex" xmlns:cx8="http://schemas.microsoft.com/office/drawing/2016/5/14/chartex" xmlns:mc="http://schemas.openxmlformats.org/markup-compatibility/2006" xmlns:aink="http://schemas.microsoft.com/office/drawing/2016/ink" xmlns:am3d="http://schemas.microsoft.com/office/drawing/2017/model3d" xmlns:o="urn:schemas-microsoft-com:office:office" xmlns:oel="http://schemas.microsoft.com/office/2019/extlst" xmlns:r="http://schemas.openxmlformats.org/officeDocument/2006/relationships" xmlns:m="http://schemas.openxmlformats.org/officeDocument/2006/math" xmlns:v="urn:schemas-microsoft-com:vml" xmlns:wp14="http://schemas.microsoft.com/office/word/2010/wordprocessingDrawing" xmlns:wp="http://schemas.openxmlformats.org/drawingml/2006/wordprocessingDrawing" xmlns:w10="urn:schemas-microsoft-com:office:word" xmlns:w="http://schemas.openxmlformats.org/wordprocessingml/2006/main" xmlns:w14="http://schemas.microsoft.com/office/word/2010/wordml" xmlns:w15="http://schemas.microsoft.com/office/word/2012/wordml" xmlns:w16cex="http://schemas.microsoft.com/office/word/2018/wordml/cex" xmlns:w16cid="http://schemas.microsoft.com/office/word/2016/wordml/cid" xmlns:w16="http://schemas.microsoft.com/office/word/2018/wordml" xmlns:w16sdtdh="http://schemas.microsoft.com/office/word/2020/wordml/sdtdatahash" xmlns:w16se="http://schemas.microsoft.com/office/word/2015/wordml/symex" xmlns:wpg="http://schemas.microsoft.com/office/word/2010/wordprocessingGroup" xmlns:wpi="http://schemas.microsoft.com/office/word/2010/wordprocessingInk" xmlns:wne="http://schemas.microsoft.com/office/word/2006/wordml" xmlns:wps="http://schemas.microsoft.com/office/word/2010/wordprocessingShape" mc:Ignorable="w14 w15 w16se w16cid w16 w16cex w16sdtdh wp14">
+<w:hdr xmlns:wpc="http://schemas.microsoft.com/office/word/2010/wordprocessingCanvas" xmlns:cx="http://schemas.microsoft.com/office/drawing/2014/chartex" xmlns:cx1="http://schemas.microsoft.com/office/drawing/2015/9/8/chartex" xmlns:cx2="http://schemas.microsoft.com/office/drawing/2015/10/21/chartex" xmlns:cx3="http://schemas.microsoft.com/office/drawing/2016/5/9/chartex" xmlns:cx4="http://schemas.microsoft.com/office/drawing/2016/5/10/chartex" xmlns:cx5="http://schemas.microsoft.com/office/drawing/2016/5/11/chartex" xmlns:cx6="http://schemas.microsoft.com/office/drawing/2016/5/12/chartex" xmlns:cx7="http://schemas.microsoft.com/office/drawing/2016/5/13/chartex" xmlns:cx8="http://schemas.microsoft.com/office/drawing/2016/5/14/chartex" xmlns:mc="http://schemas.openxmlformats.org/markup-compatibility/2006" xmlns:aink="http://schemas.microsoft.com/office/drawing/2016/ink" xmlns:am3d="http://schemas.microsoft.com/office/drawing/2017/model3d" xmlns:o="urn:schemas-microsoft-com:office:office" xmlns:r="http://schemas.openxmlformats.org/officeDocument/2006/relationships" xmlns:m="http://schemas.openxmlformats.org/officeDocument/2006/math" xmlns:v="urn:schemas-microsoft-com:vml" xmlns:wp14="http://schemas.microsoft.com/office/word/2010/wordprocessingDrawing" xmlns:wp="http://schemas.openxmlformats.org/drawingml/2006/wordprocessingDrawing" xmlns:w10="urn:schemas-microsoft-com:office:word" xmlns:w="http://schemas.openxmlformats.org/wordprocessingml/2006/main" xmlns:w14="http://schemas.microsoft.com/office/word/2010/wordml" xmlns:w15="http://schemas.microsoft.com/office/word/2012/wordml" xmlns:w16cex="http://schemas.microsoft.com/office/word/2018/wordml/cex" xmlns:w16cid="http://schemas.microsoft.com/office/word/2016/wordml/cid" xmlns:w16="http://schemas.microsoft.com/office/word/2018/wordml" xmlns:w16sdtdh="http://schemas.microsoft.com/office/word/2020/wordml/sdtdatahash" xmlns:w16se="http://schemas.microsoft.com/office/word/2015/wordml/symex" xmlns:wpg="http://schemas.microsoft.com/office/word/2010/wordprocessingGroup" xmlns:wpi="http://schemas.microsoft.com/office/word/2010/wordprocessingInk" xmlns:wne="http://schemas.microsoft.com/office/word/2006/wordml" xmlns:wps="http://schemas.microsoft.com/office/word/2010/wordprocessingShape" mc:Ignorable="w14 w15 w16se w16cid w16 w16cex w16sdtdh wp14">
   <w:p>
     <w:pPr>
       <w:pStyle w:val="Header"/>
@@ -1819,7 +1819,7 @@
 </file>
 
 <file path=word/numbering.xml><?xml version="1.0" encoding="utf-8"?>
-<w:numbering xmlns:wpc="http://schemas.microsoft.com/office/word/2010/wordprocessingCanvas" xmlns:cx="http://schemas.microsoft.com/office/drawing/2014/chartex" xmlns:cx1="http://schemas.microsoft.com/office/drawing/2015/9/8/chartex" xmlns:cx2="http://schemas.microsoft.com/office/drawing/2015/10/21/chartex" xmlns:cx3="http://schemas.microsoft.com/office/drawing/2016/5/9/chartex" xmlns:cx4="http://schemas.microsoft.com/office/drawing/2016/5/10/chartex" xmlns:cx5="http://schemas.microsoft.com/office/drawing/2016/5/11/chartex" xmlns:cx6="http://schemas.microsoft.com/office/drawing/2016/5/12/chartex" xmlns:cx7="http://schemas.microsoft.com/office/drawing/2016/5/13/chartex" xmlns:cx8="http://schemas.microsoft.com/office/drawing/2016/5/14/chartex" xmlns:mc="http://schemas.openxmlformats.org/markup-compatibility/2006" xmlns:aink="http://schemas.microsoft.com/office/drawing/2016/ink" xmlns:am3d="http://schemas.microsoft.com/office/drawing/2017/model3d" xmlns:o="urn:schemas-microsoft-com:office:office" xmlns:oel="http://schemas.microsoft.com/office/2019/extlst" xmlns:r="http://schemas.openxmlformats.org/officeDocument/2006/relationships" xmlns:m="http://schemas.openxmlformats.org/officeDocument/2006/math" xmlns:v="urn:schemas-microsoft-com:vml" xmlns:wp14="http://schemas.microsoft.com/office/word/2010/wordprocessingDrawing" xmlns:wp="http://schemas.openxmlformats.org/drawingml/2006/wordprocessingDrawing" xmlns:w10="urn:schemas-microsoft-com:office:word" xmlns:w="http://schemas.openxmlformats.org/wordprocessingml/2006/main" xmlns:w14="http://schemas.microsoft.com/office/word/2010/wordml" xmlns:w15="http://schemas.microsoft.com/office/word/2012/wordml" xmlns:w16cex="http://schemas.microsoft.com/office/word/2018/wordml/cex" xmlns:w16cid="http://schemas.microsoft.com/office/word/2016/wordml/cid" xmlns:w16="http://schemas.microsoft.com/office/word/2018/wordml" xmlns:w16sdtdh="http://schemas.microsoft.com/office/word/2020/wordml/sdtdatahash" xmlns:w16se="http://schemas.microsoft.com/office/word/2015/wordml/symex" xmlns:wpg="http://schemas.microsoft.com/office/word/2010/wordprocessingGroup" xmlns:wpi="http://schemas.microsoft.com/office/word/2010/wordprocessingInk" xmlns:wne="http://schemas.microsoft.com/office/word/2006/wordml" xmlns:wps="http://schemas.microsoft.com/office/word/2010/wordprocessingShape" mc:Ignorable="w14 w15 w16se w16cid w16 w16cex w16sdtdh wp14">
+<w:numbering xmlns:wpc="http://schemas.microsoft.com/office/word/2010/wordprocessingCanvas" xmlns:cx="http://schemas.microsoft.com/office/drawing/2014/chartex" xmlns:cx1="http://schemas.microsoft.com/office/drawing/2015/9/8/chartex" xmlns:cx2="http://schemas.microsoft.com/office/drawing/2015/10/21/chartex" xmlns:cx3="http://schemas.microsoft.com/office/drawing/2016/5/9/chartex" xmlns:cx4="http://schemas.microsoft.com/office/drawing/2016/5/10/chartex" xmlns:cx5="http://schemas.microsoft.com/office/drawing/2016/5/11/chartex" xmlns:cx6="http://schemas.microsoft.com/office/drawing/2016/5/12/chartex" xmlns:cx7="http://schemas.microsoft.com/office/drawing/2016/5/13/chartex" xmlns:cx8="http://schemas.microsoft.com/office/drawing/2016/5/14/chartex" xmlns:mc="http://schemas.openxmlformats.org/markup-compatibility/2006" xmlns:aink="http://schemas.microsoft.com/office/drawing/2016/ink" xmlns:am3d="http://schemas.microsoft.com/office/drawing/2017/model3d" xmlns:o="urn:schemas-microsoft-com:office:office" xmlns:r="http://schemas.openxmlformats.org/officeDocument/2006/relationships" xmlns:m="http://schemas.openxmlformats.org/officeDocument/2006/math" xmlns:v="urn:schemas-microsoft-com:vml" xmlns:wp14="http://schemas.microsoft.com/office/word/2010/wordprocessingDrawing" xmlns:wp="http://schemas.openxmlformats.org/drawingml/2006/wordprocessingDrawing" xmlns:w10="urn:schemas-microsoft-com:office:word" xmlns:w="http://schemas.openxmlformats.org/wordprocessingml/2006/main" xmlns:w14="http://schemas.microsoft.com/office/word/2010/wordml" xmlns:w15="http://schemas.microsoft.com/office/word/2012/wordml" xmlns:w16cex="http://schemas.microsoft.com/office/word/2018/wordml/cex" xmlns:w16cid="http://schemas.microsoft.com/office/word/2016/wordml/cid" xmlns:w16="http://schemas.microsoft.com/office/word/2018/wordml" xmlns:w16sdtdh="http://schemas.microsoft.com/office/word/2020/wordml/sdtdatahash" xmlns:w16se="http://schemas.microsoft.com/office/word/2015/wordml/symex" xmlns:wpg="http://schemas.microsoft.com/office/word/2010/wordprocessingGroup" xmlns:wpi="http://schemas.microsoft.com/office/word/2010/wordprocessingInk" xmlns:wne="http://schemas.microsoft.com/office/word/2006/wordml" xmlns:wps="http://schemas.microsoft.com/office/word/2010/wordprocessingShape" mc:Ignorable="w14 w15 w16se w16cid w16 w16cex w16sdtdh wp14">
   <w:abstractNum w:abstractNumId="0" w15:restartNumberingAfterBreak="0">
     <w:nsid w:val="0C956CF8"/>
     <w:multiLevelType w:val="hybridMultilevel"/>
@@ -5271,136 +5271,136 @@
       </w:rPr>
     </w:lvl>
   </w:abstractNum>
-  <w:num w:numId="1" w16cid:durableId="1398432168">
+  <w:num w:numId="1">
     <w:abstractNumId w:val="36"/>
   </w:num>
-  <w:num w:numId="2" w16cid:durableId="430319766">
+  <w:num w:numId="2">
     <w:abstractNumId w:val="39"/>
   </w:num>
-  <w:num w:numId="3" w16cid:durableId="1056858103">
+  <w:num w:numId="3">
     <w:abstractNumId w:val="12"/>
   </w:num>
-  <w:num w:numId="4" w16cid:durableId="2061786730">
+  <w:num w:numId="4">
     <w:abstractNumId w:val="18"/>
   </w:num>
-  <w:num w:numId="5" w16cid:durableId="163320060">
+  <w:num w:numId="5">
     <w:abstractNumId w:val="31"/>
   </w:num>
-  <w:num w:numId="6" w16cid:durableId="280770497">
+  <w:num w:numId="6">
     <w:abstractNumId w:val="8"/>
   </w:num>
-  <w:num w:numId="7" w16cid:durableId="424768950">
+  <w:num w:numId="7">
     <w:abstractNumId w:val="41"/>
   </w:num>
-  <w:num w:numId="8" w16cid:durableId="783381098">
+  <w:num w:numId="8">
     <w:abstractNumId w:val="20"/>
   </w:num>
-  <w:num w:numId="9" w16cid:durableId="613564130">
+  <w:num w:numId="9">
     <w:abstractNumId w:val="37"/>
   </w:num>
-  <w:num w:numId="10" w16cid:durableId="2124297555">
+  <w:num w:numId="10">
     <w:abstractNumId w:val="42"/>
   </w:num>
-  <w:num w:numId="11" w16cid:durableId="272592359">
+  <w:num w:numId="11">
     <w:abstractNumId w:val="4"/>
   </w:num>
-  <w:num w:numId="12" w16cid:durableId="2008317363">
+  <w:num w:numId="12">
     <w:abstractNumId w:val="11"/>
   </w:num>
-  <w:num w:numId="13" w16cid:durableId="1224831811">
+  <w:num w:numId="13">
     <w:abstractNumId w:val="10"/>
   </w:num>
-  <w:num w:numId="14" w16cid:durableId="669021444">
+  <w:num w:numId="14">
     <w:abstractNumId w:val="21"/>
   </w:num>
-  <w:num w:numId="15" w16cid:durableId="800809259">
+  <w:num w:numId="15">
     <w:abstractNumId w:val="34"/>
   </w:num>
-  <w:num w:numId="16" w16cid:durableId="420225334">
+  <w:num w:numId="16">
     <w:abstractNumId w:val="24"/>
   </w:num>
-  <w:num w:numId="17" w16cid:durableId="1995059009">
+  <w:num w:numId="17">
     <w:abstractNumId w:val="32"/>
   </w:num>
-  <w:num w:numId="18" w16cid:durableId="820390250">
+  <w:num w:numId="18">
     <w:abstractNumId w:val="40"/>
   </w:num>
-  <w:num w:numId="19" w16cid:durableId="1300382065">
+  <w:num w:numId="19">
     <w:abstractNumId w:val="28"/>
   </w:num>
-  <w:num w:numId="20" w16cid:durableId="1729647501">
+  <w:num w:numId="20">
     <w:abstractNumId w:val="9"/>
   </w:num>
-  <w:num w:numId="21" w16cid:durableId="1184593695">
+  <w:num w:numId="21">
     <w:abstractNumId w:val="26"/>
   </w:num>
-  <w:num w:numId="22" w16cid:durableId="1902597290">
+  <w:num w:numId="22">
     <w:abstractNumId w:val="35"/>
   </w:num>
-  <w:num w:numId="23" w16cid:durableId="1363092066">
+  <w:num w:numId="23">
     <w:abstractNumId w:val="16"/>
   </w:num>
-  <w:num w:numId="24" w16cid:durableId="1367217395">
+  <w:num w:numId="24">
     <w:abstractNumId w:val="27"/>
   </w:num>
-  <w:num w:numId="25" w16cid:durableId="913586898">
+  <w:num w:numId="25">
     <w:abstractNumId w:val="5"/>
   </w:num>
-  <w:num w:numId="26" w16cid:durableId="215942001">
+  <w:num w:numId="26">
     <w:abstractNumId w:val="43"/>
   </w:num>
-  <w:num w:numId="27" w16cid:durableId="328950043">
+  <w:num w:numId="27">
     <w:abstractNumId w:val="3"/>
   </w:num>
-  <w:num w:numId="28" w16cid:durableId="1985548521">
+  <w:num w:numId="28">
     <w:abstractNumId w:val="38"/>
   </w:num>
-  <w:num w:numId="29" w16cid:durableId="672879073">
+  <w:num w:numId="29">
     <w:abstractNumId w:val="1"/>
   </w:num>
-  <w:num w:numId="30" w16cid:durableId="1151873427">
+  <w:num w:numId="30">
     <w:abstractNumId w:val="23"/>
   </w:num>
-  <w:num w:numId="31" w16cid:durableId="377366007">
+  <w:num w:numId="31">
     <w:abstractNumId w:val="33"/>
   </w:num>
-  <w:num w:numId="32" w16cid:durableId="285082605">
+  <w:num w:numId="32">
     <w:abstractNumId w:val="29"/>
   </w:num>
-  <w:num w:numId="33" w16cid:durableId="1176991497">
+  <w:num w:numId="33">
     <w:abstractNumId w:val="19"/>
   </w:num>
-  <w:num w:numId="34" w16cid:durableId="1126049955">
+  <w:num w:numId="34">
     <w:abstractNumId w:val="6"/>
   </w:num>
-  <w:num w:numId="35" w16cid:durableId="1861162774">
+  <w:num w:numId="35">
     <w:abstractNumId w:val="30"/>
   </w:num>
-  <w:num w:numId="36" w16cid:durableId="1144617071">
+  <w:num w:numId="36">
     <w:abstractNumId w:val="17"/>
   </w:num>
-  <w:num w:numId="37" w16cid:durableId="1902983193">
+  <w:num w:numId="37">
     <w:abstractNumId w:val="25"/>
   </w:num>
-  <w:num w:numId="38" w16cid:durableId="1642418909">
+  <w:num w:numId="38">
     <w:abstractNumId w:val="14"/>
   </w:num>
-  <w:num w:numId="39" w16cid:durableId="2085175941">
+  <w:num w:numId="39">
     <w:abstractNumId w:val="0"/>
   </w:num>
-  <w:num w:numId="40" w16cid:durableId="2053994237">
+  <w:num w:numId="40">
     <w:abstractNumId w:val="22"/>
   </w:num>
-  <w:num w:numId="41" w16cid:durableId="1022825717">
+  <w:num w:numId="41">
     <w:abstractNumId w:val="15"/>
   </w:num>
-  <w:num w:numId="42" w16cid:durableId="551843702">
+  <w:num w:numId="42">
     <w:abstractNumId w:val="7"/>
   </w:num>
-  <w:num w:numId="43" w16cid:durableId="1064378401">
+  <w:num w:numId="43">
     <w:abstractNumId w:val="13"/>
   </w:num>
-  <w:num w:numId="44" w16cid:durableId="1688362274">
+  <w:num w:numId="44">
     <w:abstractNumId w:val="2"/>
   </w:num>
 </w:numbering>
